--- a/db/seed-assets/contract-templates/NVS/NVS-HD-03_Hop_dong_gia_cong_san_xuat_theo_don.docx
+++ b/db/seed-assets/contract-templates/NVS/NVS-HD-03_Hop_dong_gia_cong_san_xuat_theo_don.docx
@@ -143,7 +143,7 @@
                 <w:sz w:val="24"/>
                 <w:szCs w:val="24"/>
               </w:rPr>
-              <w:t xml:space="preserve">……………, ngày {ngay_ky_ngay} tháng {ngay_ky_thang} năm {ngay_ky_nam}</w:t>
+              <w:t xml:space="preserve">{o_1}, ngày {ngay_ky_ngay} tháng {ngay_ky_thang} năm {ngay_ky_nam}</w:t>
             </w:r>
           </w:p>
         </w:tc>
@@ -299,7 +299,7 @@
           <w:sz w:val="26"/>
           <w:szCs w:val="26"/>
         </w:rPr>
-        <w:t xml:space="preserve">Hôm nay, ngày {ngay_ky_ngay} tháng {ngay_ky_thang} năm {ngay_ky_nam}, tại ……………………………………, chúng tôi gồm:</w:t>
+        <w:t xml:space="preserve">Hôm nay, ngày {ngay_ky_ngay} tháng {ngay_ky_thang} năm {ngay_ky_nam}, tại {o_2}, chúng tôi gồm:</w:t>
       </w:r>
     </w:p>
     <w:p>
@@ -393,7 +393,7 @@
           <w:sz w:val="26"/>
           <w:szCs w:val="26"/>
         </w:rPr>
-        <w:t xml:space="preserve">(Theo Giấy ủy quyền số ……… ngày ……/……/……… – nếu người ký không phải đại diện theo pháp luật)</w:t>
+        <w:t xml:space="preserve">(Theo Giấy ủy quyền số {o_3} ngày {o_4} – nếu người ký không phải đại diện theo pháp luật)</w:t>
       </w:r>
     </w:p>
     <w:p>
@@ -517,7 +517,7 @@
           <w:sz w:val="26"/>
           <w:szCs w:val="26"/>
         </w:rPr>
-        <w:t xml:space="preserve">(Hoặc người được ủy quyền: ……………………… – Chức vụ: ……………… – theo Giấy ủy quyền số ……… ngày ……/……/………)</w:t>
+        <w:t xml:space="preserve">(Hoặc người được ủy quyền: {o_5} – Chức vụ: {o_6} – theo Giấy ủy quyền số {o_7} ngày {o_8})</w:t>
       </w:r>
     </w:p>
     <w:p>
@@ -1828,30 +1828,7 @@
         <w:jc w:val="both"/>
       </w:pPr>
       <w:r>
-        <w:rPr>
-          <w:rFonts w:ascii="Times New Roman" w:cs="Times New Roman" w:eastAsia="Times New Roman" w:hAnsi="Times New Roman"/>
-          <w:sz w:val="26"/>
-          <w:szCs w:val="26"/>
-        </w:rPr>
-        <w:t xml:space="preserve">☐ </w:t>
-      </w:r>
-      <w:r>
-        <w:rPr>
-          <w:rFonts w:ascii="Times New Roman" w:cs="Times New Roman" w:eastAsia="Times New Roman" w:hAnsi="Times New Roman"/>
-          <w:b/>
-          <w:bCs/>
-          <w:sz w:val="26"/>
-          <w:szCs w:val="26"/>
-        </w:rPr>
-        <w:t xml:space="preserve">Phương án A:</w:t>
-      </w:r>
-      <w:r>
-        <w:rPr>
-          <w:rFonts w:ascii="Times New Roman" w:cs="Times New Roman" w:eastAsia="Times New Roman" w:hAnsi="Times New Roman"/>
-          <w:sz w:val="26"/>
-          <w:szCs w:val="26"/>
-        </w:rPr>
-        <w:t xml:space="preserve"> Bên A cung cấp bản vẽ gia công chi tiết đã được phê duyệt. Bên A chịu trách nhiệm về tính đúng đắn của thiết kế, kích thước, khả năng chịu lực.</w:t>
+        <w:t xml:space="preserve">{#pa_1_a}</w:t>
       </w:r>
     </w:p>
     <w:p>
@@ -1870,7 +1847,7 @@
           <w:sz w:val="26"/>
           <w:szCs w:val="26"/>
         </w:rPr>
-        <w:t xml:space="preserve">☐ </w:t>
+        <w:t xml:space="preserve">{pa_1_a_o} </w:t>
       </w:r>
       <w:r>
         <w:rPr>
@@ -1880,61 +1857,15 @@
           <w:sz w:val="26"/>
           <w:szCs w:val="26"/>
         </w:rPr>
-        <w:t xml:space="preserve">Phương án B:</w:t>
-      </w:r>
-      <w:r>
-        <w:rPr>
-          <w:rFonts w:ascii="Times New Roman" w:cs="Times New Roman" w:eastAsia="Times New Roman" w:hAnsi="Times New Roman"/>
-          <w:sz w:val="26"/>
-          <w:szCs w:val="26"/>
-        </w:rPr>
-        <w:t xml:space="preserve"> Bên B lập bản vẽ gia công (shop drawing) trên cơ sở bản vẽ thiết kế của Bên A; Bên A duyệt bằng văn bản trong vòng …… ngày. Bên B chỉ bắt đầu cắt phôi sau khi bản vẽ được duyệt.</w:t>
-      </w:r>
-    </w:p>
-    <w:p>
-      <w:pPr>
-        <w:spacing w:after="80" w:before="40" w:line="288"/>
-        <w:jc w:val="both"/>
-      </w:pPr>
-      <w:r>
-        <w:rPr>
-          <w:rFonts w:ascii="Times New Roman" w:cs="Times New Roman" w:eastAsia="Times New Roman" w:hAnsi="Times New Roman"/>
-          <w:sz w:val="26"/>
-          <w:szCs w:val="26"/>
-        </w:rPr>
-        <w:t xml:space="preserve">1.3. Tiêu chuẩn áp dụng: ………… (ví dụ TCVN 5575 kết cấu thép; tiêu chuẩn hàn ……; lớp sơn/mạ: ……). Dung sai kích thước: ± …… mm đối với chiều dài; ± …… mm đối với vị trí lỗ bu lông; độ dày lớp sơn tối thiểu …… µm.</w:t>
-      </w:r>
-    </w:p>
-    <w:p>
-      <w:pPr>
-        <w:pStyle w:val="Heading2"/>
-        <w:keepNext/>
-        <w:spacing w:after="80" w:before="200" w:line="288"/>
-        <w:jc w:val="both"/>
-      </w:pPr>
-      <w:r>
-        <w:rPr>
-          <w:rFonts w:ascii="Times New Roman" w:cs="Times New Roman" w:eastAsia="Times New Roman" w:hAnsi="Times New Roman"/>
-          <w:b/>
-          <w:bCs/>
-          <w:sz w:val="26"/>
-          <w:szCs w:val="26"/>
-        </w:rPr>
-        <w:t xml:space="preserve">Điều 2. Nguyên vật liệu</w:t>
-      </w:r>
-    </w:p>
-    <w:p>
-      <w:pPr>
-        <w:spacing w:after="80" w:before="40" w:line="288"/>
-        <w:jc w:val="both"/>
-      </w:pPr>
-      <w:r>
-        <w:rPr>
-          <w:rFonts w:ascii="Times New Roman" w:cs="Times New Roman" w:eastAsia="Times New Roman" w:hAnsi="Times New Roman"/>
-          <w:sz w:val="26"/>
-          <w:szCs w:val="26"/>
-        </w:rPr>
-        <w:t xml:space="preserve">2.1. Nguồn vật liệu:</w:t>
+        <w:t xml:space="preserve">Phương án A:</w:t>
+      </w:r>
+      <w:r>
+        <w:rPr>
+          <w:rFonts w:ascii="Times New Roman" w:cs="Times New Roman" w:eastAsia="Times New Roman" w:hAnsi="Times New Roman"/>
+          <w:sz w:val="26"/>
+          <w:szCs w:val="26"/>
+        </w:rPr>
+        <w:t xml:space="preserve"> Bên A cung cấp bản vẽ gia công chi tiết đã được phê duyệt. Bên A chịu trách nhiệm về tính đúng đắn của thiết kế, kích thước, khả năng chịu lực.</w:t>
       </w:r>
     </w:p>
     <w:p>
@@ -1948,48 +1879,7 @@
         <w:jc w:val="both"/>
       </w:pPr>
       <w:r>
-        <w:rPr>
-          <w:rFonts w:ascii="Times New Roman" w:cs="Times New Roman" w:eastAsia="Times New Roman" w:hAnsi="Times New Roman"/>
-          <w:sz w:val="26"/>
-          <w:szCs w:val="26"/>
-        </w:rPr>
-        <w:t xml:space="preserve">☐ </w:t>
-      </w:r>
-      <w:r>
-        <w:rPr>
-          <w:rFonts w:ascii="Times New Roman" w:cs="Times New Roman" w:eastAsia="Times New Roman" w:hAnsi="Times New Roman"/>
-          <w:b/>
-          <w:bCs/>
-          <w:sz w:val="26"/>
-          <w:szCs w:val="26"/>
-        </w:rPr>
-        <w:t xml:space="preserve">Phương án A:</w:t>
-      </w:r>
-      <w:r>
-        <w:rPr>
-          <w:rFonts w:ascii="Times New Roman" w:cs="Times New Roman" w:eastAsia="Times New Roman" w:hAnsi="Times New Roman"/>
-          <w:sz w:val="26"/>
-          <w:szCs w:val="26"/>
-        </w:rPr>
-        <w:t xml:space="preserve"> </w:t>
-      </w:r>
-      <w:r>
-        <w:rPr>
-          <w:rFonts w:ascii="Times New Roman" w:cs="Times New Roman" w:eastAsia="Times New Roman" w:hAnsi="Times New Roman"/>
-          <w:b/>
-          <w:bCs/>
-          <w:sz w:val="26"/>
-          <w:szCs w:val="26"/>
-        </w:rPr>
-        <w:t xml:space="preserve">Bên B cung cấp toàn bộ vật liệu</w:t>
-      </w:r>
-      <w:r>
-        <w:rPr>
-          <w:rFonts w:ascii="Times New Roman" w:cs="Times New Roman" w:eastAsia="Times New Roman" w:hAnsi="Times New Roman"/>
-          <w:sz w:val="26"/>
-          <w:szCs w:val="26"/>
-        </w:rPr>
-        <w:t xml:space="preserve"> (thép tấm, thép hình, ống, que hàn, sơn, bu lông) đúng chủng loại ghi trong bản vẽ; có CO/CQ của nhà sản xuất cung cấp cho Bên A khi giao hàng.</w:t>
+        <w:t xml:space="preserve">{/pa_1_a}</w:t>
       </w:r>
     </w:p>
     <w:p>
@@ -2003,292 +1893,7 @@
         <w:jc w:val="both"/>
       </w:pPr>
       <w:r>
-        <w:rPr>
-          <w:rFonts w:ascii="Times New Roman" w:cs="Times New Roman" w:eastAsia="Times New Roman" w:hAnsi="Times New Roman"/>
-          <w:sz w:val="26"/>
-          <w:szCs w:val="26"/>
-        </w:rPr>
-        <w:t xml:space="preserve">☐ </w:t>
-      </w:r>
-      <w:r>
-        <w:rPr>
-          <w:rFonts w:ascii="Times New Roman" w:cs="Times New Roman" w:eastAsia="Times New Roman" w:hAnsi="Times New Roman"/>
-          <w:b/>
-          <w:bCs/>
-          <w:sz w:val="26"/>
-          <w:szCs w:val="26"/>
-        </w:rPr>
-        <w:t xml:space="preserve">Phương án B:</w:t>
-      </w:r>
-      <w:r>
-        <w:rPr>
-          <w:rFonts w:ascii="Times New Roman" w:cs="Times New Roman" w:eastAsia="Times New Roman" w:hAnsi="Times New Roman"/>
-          <w:sz w:val="26"/>
-          <w:szCs w:val="26"/>
-        </w:rPr>
-        <w:t xml:space="preserve"> </w:t>
-      </w:r>
-      <w:r>
-        <w:rPr>
-          <w:rFonts w:ascii="Times New Roman" w:cs="Times New Roman" w:eastAsia="Times New Roman" w:hAnsi="Times New Roman"/>
-          <w:b/>
-          <w:bCs/>
-          <w:sz w:val="26"/>
-          <w:szCs w:val="26"/>
-        </w:rPr>
-        <w:t xml:space="preserve">Bên A cung cấp vật liệu chính</w:t>
-      </w:r>
-      <w:r>
-        <w:rPr>
-          <w:rFonts w:ascii="Times New Roman" w:cs="Times New Roman" w:eastAsia="Times New Roman" w:hAnsi="Times New Roman"/>
-          <w:sz w:val="26"/>
-          <w:szCs w:val="26"/>
-        </w:rPr>
-        <w:t xml:space="preserve"> theo danh mục tại Phụ lục 02, giao tại xưởng Bên B trước ngày …… Bên B cung cấp vật liệu phụ. Định mức hao hụt cho phép: …… % (mặc định 3–5% tùy loại). Vật liệu thừa, phế liệu [trả lại Bên A/thuộc về Bên B và được trừ vào giá gia công]. Hai bên đối chiếu quyết toán vật tư khi hoàn thành.</w:t>
-      </w:r>
-    </w:p>
-    <w:p>
-      <w:pPr>
-        <w:spacing w:after="80" w:before="40" w:line="288"/>
-        <w:jc w:val="both"/>
-      </w:pPr>
-      <w:r>
-        <w:rPr>
-          <w:rFonts w:ascii="Times New Roman" w:cs="Times New Roman" w:eastAsia="Times New Roman" w:hAnsi="Times New Roman"/>
-          <w:sz w:val="26"/>
-          <w:szCs w:val="26"/>
-        </w:rPr>
-        <w:t xml:space="preserve">2.2. Vật liệu do Bên A cung cấp không đúng chủng loại, chất lượng thì Bên B có quyền từ chối gia công và thông báo cho Bên A; thời gian chờ thay thế không tính vào tiến độ.</w:t>
-      </w:r>
-    </w:p>
-    <w:p>
-      <w:pPr>
-        <w:pStyle w:val="Heading2"/>
-        <w:keepNext/>
-        <w:spacing w:after="80" w:before="200" w:line="288"/>
-        <w:jc w:val="both"/>
-      </w:pPr>
-      <w:r>
-        <w:rPr>
-          <w:rFonts w:ascii="Times New Roman" w:cs="Times New Roman" w:eastAsia="Times New Roman" w:hAnsi="Times New Roman"/>
-          <w:b/>
-          <w:bCs/>
-          <w:sz w:val="26"/>
-          <w:szCs w:val="26"/>
-        </w:rPr>
-        <w:t xml:space="preserve">Điều 3. Mẫu đầu tiên và kiểm tra tại xưởng</w:t>
-      </w:r>
-    </w:p>
-    <w:p>
-      <w:pPr>
-        <w:spacing w:after="80" w:before="40" w:line="288"/>
-        <w:jc w:val="both"/>
-      </w:pPr>
-      <w:r>
-        <w:rPr>
-          <w:rFonts w:ascii="Times New Roman" w:cs="Times New Roman" w:eastAsia="Times New Roman" w:hAnsi="Times New Roman"/>
-          <w:sz w:val="26"/>
-          <w:szCs w:val="26"/>
-        </w:rPr>
-        <w:t xml:space="preserve">3.1. Đối với sản phẩm sản xuất hàng loạt, Bên B sản xuất mẫu đầu tiên (first article) để Bên A kiểm tra, ký duyệt trong vòng …… ngày. Quá thời hạn không có ý kiến, mẫu được coi là đã được duyệt.</w:t>
-      </w:r>
-    </w:p>
-    <w:p>
-      <w:pPr>
-        <w:spacing w:after="80" w:before="40" w:line="288"/>
-        <w:jc w:val="both"/>
-      </w:pPr>
-      <w:r>
-        <w:rPr>
-          <w:rFonts w:ascii="Times New Roman" w:cs="Times New Roman" w:eastAsia="Times New Roman" w:hAnsi="Times New Roman"/>
-          <w:sz w:val="26"/>
-          <w:szCs w:val="26"/>
-        </w:rPr>
-        <w:t xml:space="preserve">3.2. Bên A có quyền cử người kiểm tra quá trình gia công và kiểm tra nghiệm thu tại xưởng (FAT) trước khi xuất hàng: kích thước, mối hàn (kiểm tra ngoại quan, siêu âm/thẩm thấu …… % mối hàn nếu có yêu cầu), lớp sơn/mạ. Chi phí thí nghiệm theo yêu cầu riêng của Bên A do Bên A chịu, trừ khi kết quả không đạt.</w:t>
-      </w:r>
-    </w:p>
-    <w:p>
-      <w:pPr>
-        <w:spacing w:after="80" w:before="40" w:line="288"/>
-        <w:jc w:val="both"/>
-      </w:pPr>
-      <w:r>
-        <w:rPr>
-          <w:rFonts w:ascii="Times New Roman" w:cs="Times New Roman" w:eastAsia="Times New Roman" w:hAnsi="Times New Roman"/>
-          <w:sz w:val="26"/>
-          <w:szCs w:val="26"/>
-        </w:rPr>
-        <w:t xml:space="preserve">3.3. Biên bản kiểm tra tại xưởng là căn cứ xuất hàng. Sản phẩm không đạt phải được Bên B sửa chữa, làm lại bằng chi phí của mình.</w:t>
-      </w:r>
-    </w:p>
-    <w:p>
-      <w:pPr>
-        <w:pStyle w:val="Heading2"/>
-        <w:keepNext/>
-        <w:spacing w:after="80" w:before="200" w:line="288"/>
-        <w:jc w:val="both"/>
-      </w:pPr>
-      <w:r>
-        <w:rPr>
-          <w:rFonts w:ascii="Times New Roman" w:cs="Times New Roman" w:eastAsia="Times New Roman" w:hAnsi="Times New Roman"/>
-          <w:b/>
-          <w:bCs/>
-          <w:sz w:val="26"/>
-          <w:szCs w:val="26"/>
-        </w:rPr>
-        <w:t xml:space="preserve">Điều 4. Tiến độ và giao hàng</w:t>
-      </w:r>
-    </w:p>
-    <w:p>
-      <w:pPr>
-        <w:spacing w:after="80" w:before="40" w:line="288"/>
-        <w:jc w:val="both"/>
-      </w:pPr>
-      <w:r>
-        <w:rPr>
-          <w:rFonts w:ascii="Times New Roman" w:cs="Times New Roman" w:eastAsia="Times New Roman" w:hAnsi="Times New Roman"/>
-          <w:sz w:val="26"/>
-          <w:szCs w:val="26"/>
-        </w:rPr>
-        <w:t xml:space="preserve">4.1. Thời gian gia công: …… ngày kể từ ngày muộn nhất trong các ngày: (i) Bên B nhận tiền đặt cọc; (ii) bản vẽ gia công được duyệt; (iii) Bên B nhận đủ vật liệu do Bên A cung cấp (nếu có).</w:t>
-      </w:r>
-    </w:p>
-    <w:p>
-      <w:pPr>
-        <w:spacing w:after="80" w:before="40" w:line="288"/>
-        <w:jc w:val="both"/>
-      </w:pPr>
-      <w:r>
-        <w:rPr>
-          <w:rFonts w:ascii="Times New Roman" w:cs="Times New Roman" w:eastAsia="Times New Roman" w:hAnsi="Times New Roman"/>
-          <w:sz w:val="26"/>
-          <w:szCs w:val="26"/>
-        </w:rPr>
-        <w:t xml:space="preserve">4.2. Giao hàng tại: [xưởng Bên B/công trình Bên A] ……………… Kế hoạch giao hàng theo đợt: ………………</w:t>
-      </w:r>
-    </w:p>
-    <w:p>
-      <w:pPr>
-        <w:spacing w:after="80" w:before="40" w:line="288"/>
-        <w:jc w:val="both"/>
-      </w:pPr>
-      <w:r>
-        <w:rPr>
-          <w:rFonts w:ascii="Times New Roman" w:cs="Times New Roman" w:eastAsia="Times New Roman" w:hAnsi="Times New Roman"/>
-          <w:sz w:val="26"/>
-          <w:szCs w:val="26"/>
-        </w:rPr>
-        <w:t xml:space="preserve">4.3. Đóng gói, đánh dấu: mỗi cấu kiện được đánh mã theo bản vẽ; kèm danh sách đóng gói (packing list).</w:t>
-      </w:r>
-    </w:p>
-    <w:p>
-      <w:pPr>
-        <w:pStyle w:val="Heading2"/>
-        <w:keepNext/>
-        <w:spacing w:after="80" w:before="200" w:line="288"/>
-        <w:jc w:val="both"/>
-      </w:pPr>
-      <w:r>
-        <w:rPr>
-          <w:rFonts w:ascii="Times New Roman" w:cs="Times New Roman" w:eastAsia="Times New Roman" w:hAnsi="Times New Roman"/>
-          <w:b/>
-          <w:bCs/>
-          <w:sz w:val="26"/>
-          <w:szCs w:val="26"/>
-        </w:rPr>
-        <w:t xml:space="preserve">Điều 5. Thay đổi thiết kế và đơn hàng</w:t>
-      </w:r>
-    </w:p>
-    <w:p>
-      <w:pPr>
-        <w:spacing w:after="80" w:before="40" w:line="288"/>
-        <w:jc w:val="both"/>
-      </w:pPr>
-      <w:r>
-        <w:rPr>
-          <w:rFonts w:ascii="Times New Roman" w:cs="Times New Roman" w:eastAsia="Times New Roman" w:hAnsi="Times New Roman"/>
-          <w:sz w:val="26"/>
-          <w:szCs w:val="26"/>
-        </w:rPr>
-        <w:t xml:space="preserve">5.1. Bên A thay đổi bản vẽ, số lượng sau khi bản vẽ đã được duyệt phải thông báo bằng văn bản. Bên B báo lại ảnh hưởng về chi phí và tiến độ trong vòng …… ngày.</w:t>
-      </w:r>
-    </w:p>
-    <w:p>
-      <w:pPr>
-        <w:spacing w:after="80" w:before="40" w:line="288"/>
-        <w:jc w:val="both"/>
-      </w:pPr>
-      <w:r>
-        <w:rPr>
-          <w:rFonts w:ascii="Times New Roman" w:cs="Times New Roman" w:eastAsia="Times New Roman" w:hAnsi="Times New Roman"/>
-          <w:sz w:val="26"/>
-          <w:szCs w:val="26"/>
-        </w:rPr>
-        <w:t xml:space="preserve">5.2. Thay đổi sau khi Bên B đã mua vật liệu riêng cho đơn hàng hoặc đã cắt phôi: Bên A thanh toán chi phí vật liệu, nhân công, phế liệu phát sinh thực tế theo xác nhận của hai bên, cộng phí quản lý …… %; tiến độ được gia hạn tương ứng.</w:t>
-      </w:r>
-    </w:p>
-    <w:p>
-      <w:pPr>
-        <w:spacing w:after="80" w:before="40" w:line="288"/>
-        <w:jc w:val="both"/>
-      </w:pPr>
-      <w:r>
-        <w:rPr>
-          <w:rFonts w:ascii="Times New Roman" w:cs="Times New Roman" w:eastAsia="Times New Roman" w:hAnsi="Times New Roman"/>
-          <w:sz w:val="26"/>
-          <w:szCs w:val="26"/>
-        </w:rPr>
-        <w:t xml:space="preserve">5.3. Sản phẩm sản xuất theo bản vẽ riêng của Bên A là hàng đặt riêng; Bên A không được trả lại hoặc hủy đơn sau khi Bên B bắt đầu sản xuất, trừ trường hợp sản phẩm không đạt chất lượng do lỗi của Bên B. Bên A hủy đơn thì mất tiền đặt cọc và thanh toán phần chi phí vượt quá tiền đặt cọc (nếu có).</w:t>
-      </w:r>
-    </w:p>
-    <w:p>
-      <w:pPr>
-        <w:pStyle w:val="Heading2"/>
-        <w:keepNext/>
-        <w:spacing w:after="80" w:before="200" w:line="288"/>
-        <w:jc w:val="both"/>
-      </w:pPr>
-      <w:r>
-        <w:rPr>
-          <w:rFonts w:ascii="Times New Roman" w:cs="Times New Roman" w:eastAsia="Times New Roman" w:hAnsi="Times New Roman"/>
-          <w:b/>
-          <w:bCs/>
-          <w:sz w:val="26"/>
-          <w:szCs w:val="26"/>
-        </w:rPr>
-        <w:t xml:space="preserve">Điều 6. Giá và thanh toán</w:t>
-      </w:r>
-    </w:p>
-    <w:p>
-      <w:pPr>
-        <w:spacing w:after="80" w:before="40" w:line="288"/>
-        <w:jc w:val="both"/>
-      </w:pPr>
-      <w:r>
-        <w:rPr>
-          <w:rFonts w:ascii="Times New Roman" w:cs="Times New Roman" w:eastAsia="Times New Roman" w:hAnsi="Times New Roman"/>
-          <w:sz w:val="26"/>
-          <w:szCs w:val="26"/>
-        </w:rPr>
-        <w:t xml:space="preserve">6.1. Giá trị hợp đồng: </w:t>
-      </w:r>
-      <w:r>
-        <w:rPr>
-          <w:rFonts w:ascii="Times New Roman" w:cs="Times New Roman" w:eastAsia="Times New Roman" w:hAnsi="Times New Roman"/>
-          <w:b/>
-          <w:bCs/>
-          <w:sz w:val="26"/>
-          <w:szCs w:val="26"/>
-        </w:rPr>
-        <w:t xml:space="preserve">{gia_tri}</w:t>
-      </w:r>
-      <w:r>
-        <w:rPr>
-          <w:rFonts w:ascii="Times New Roman" w:cs="Times New Roman" w:eastAsia="Times New Roman" w:hAnsi="Times New Roman"/>
-          <w:sz w:val="26"/>
-          <w:szCs w:val="26"/>
-        </w:rPr>
-        <w:t xml:space="preserve"> (Bằng chữ: {gia_tri_bang_chu}) [đã bao gồm/chưa bao gồm] thuế GTGT.</w:t>
+        <w:t xml:space="preserve">{#pa_1_b}</w:t>
       </w:r>
     </w:p>
     <w:p>
@@ -2307,7 +1912,7 @@
           <w:sz w:val="26"/>
           <w:szCs w:val="26"/>
         </w:rPr>
-        <w:t xml:space="preserve">☐ </w:t>
+        <w:t xml:space="preserve">{pa_1_b_o} </w:t>
       </w:r>
       <w:r>
         <w:rPr>
@@ -2317,15 +1922,15 @@
           <w:sz w:val="26"/>
           <w:szCs w:val="26"/>
         </w:rPr>
-        <w:t xml:space="preserve">Phương án A:</w:t>
-      </w:r>
-      <w:r>
-        <w:rPr>
-          <w:rFonts w:ascii="Times New Roman" w:cs="Times New Roman" w:eastAsia="Times New Roman" w:hAnsi="Times New Roman"/>
-          <w:sz w:val="26"/>
-          <w:szCs w:val="26"/>
-        </w:rPr>
-        <w:t xml:space="preserve"> Giá trọn gói theo khối lượng tại Điều 1.</w:t>
+        <w:t xml:space="preserve">Phương án B:</w:t>
+      </w:r>
+      <w:r>
+        <w:rPr>
+          <w:rFonts w:ascii="Times New Roman" w:cs="Times New Roman" w:eastAsia="Times New Roman" w:hAnsi="Times New Roman"/>
+          <w:sz w:val="26"/>
+          <w:szCs w:val="26"/>
+        </w:rPr>
+        <w:t xml:space="preserve"> Bên B lập bản vẽ gia công (shop drawing) trên cơ sở bản vẽ thiết kế của Bên A; Bên A duyệt bằng văn bản trong vòng {o_9} ngày. Bên B chỉ bắt đầu cắt phôi sau khi bản vẽ được duyệt.</w:t>
       </w:r>
     </w:p>
     <w:p>
@@ -2339,13 +1944,30 @@
         <w:jc w:val="both"/>
       </w:pPr>
       <w:r>
-        <w:rPr>
-          <w:rFonts w:ascii="Times New Roman" w:cs="Times New Roman" w:eastAsia="Times New Roman" w:hAnsi="Times New Roman"/>
-          <w:sz w:val="26"/>
-          <w:szCs w:val="26"/>
-        </w:rPr>
-        <w:t xml:space="preserve">☐ </w:t>
-      </w:r>
+        <w:t xml:space="preserve">{/pa_1_b}</w:t>
+      </w:r>
+    </w:p>
+    <w:p>
+      <w:pPr>
+        <w:spacing w:after="80" w:before="40" w:line="288"/>
+        <w:jc w:val="both"/>
+      </w:pPr>
+      <w:r>
+        <w:rPr>
+          <w:rFonts w:ascii="Times New Roman" w:cs="Times New Roman" w:eastAsia="Times New Roman" w:hAnsi="Times New Roman"/>
+          <w:sz w:val="26"/>
+          <w:szCs w:val="26"/>
+        </w:rPr>
+        <w:t xml:space="preserve">1.3. Tiêu chuẩn áp dụng: {o_10} (ví dụ TCVN 5575 kết cấu thép; tiêu chuẩn hàn {o_11}; lớp sơn/mạ: {o_12}). Dung sai kích thước: ± {o_13} mm đối với chiều dài; ± {o_14} mm đối với vị trí lỗ bu lông; độ dày lớp sơn tối thiểu {o_15} µm.</w:t>
+      </w:r>
+    </w:p>
+    <w:p>
+      <w:pPr>
+        <w:pStyle w:val="Heading2"/>
+        <w:keepNext/>
+        <w:spacing w:after="80" w:before="200" w:line="288"/>
+        <w:jc w:val="both"/>
+      </w:pPr>
       <w:r>
         <w:rPr>
           <w:rFonts w:ascii="Times New Roman" w:cs="Times New Roman" w:eastAsia="Times New Roman" w:hAnsi="Times New Roman"/>
@@ -2354,6 +1976,146 @@
           <w:sz w:val="26"/>
           <w:szCs w:val="26"/>
         </w:rPr>
+        <w:t xml:space="preserve">Điều 2. Nguyên vật liệu</w:t>
+      </w:r>
+    </w:p>
+    <w:p>
+      <w:pPr>
+        <w:spacing w:after="80" w:before="40" w:line="288"/>
+        <w:jc w:val="both"/>
+      </w:pPr>
+      <w:r>
+        <w:rPr>
+          <w:rFonts w:ascii="Times New Roman" w:cs="Times New Roman" w:eastAsia="Times New Roman" w:hAnsi="Times New Roman"/>
+          <w:sz w:val="26"/>
+          <w:szCs w:val="26"/>
+        </w:rPr>
+        <w:t xml:space="preserve">2.1. Nguồn vật liệu:</w:t>
+      </w:r>
+    </w:p>
+    <w:p>
+      <w:pPr>
+        <w:pBdr>
+          <w:left w:val="single" w:color="4F81BD" w:sz="18" w:space="6"/>
+        </w:pBdr>
+        <w:shd w:fill="EAF1FB" w:color="auto" w:val="clear"/>
+        <w:spacing w:after="40" w:before="20" w:line="288"/>
+        <w:ind w:left="360"/>
+        <w:jc w:val="both"/>
+      </w:pPr>
+      <w:r>
+        <w:t xml:space="preserve">{#pa_2_a}</w:t>
+      </w:r>
+    </w:p>
+    <w:p>
+      <w:pPr>
+        <w:pBdr>
+          <w:left w:val="single" w:color="4F81BD" w:sz="18" w:space="6"/>
+        </w:pBdr>
+        <w:shd w:fill="EAF1FB" w:color="auto" w:val="clear"/>
+        <w:spacing w:after="40" w:before="20" w:line="288"/>
+        <w:ind w:left="360"/>
+        <w:jc w:val="both"/>
+      </w:pPr>
+      <w:r>
+        <w:rPr>
+          <w:rFonts w:ascii="Times New Roman" w:cs="Times New Roman" w:eastAsia="Times New Roman" w:hAnsi="Times New Roman"/>
+          <w:sz w:val="26"/>
+          <w:szCs w:val="26"/>
+        </w:rPr>
+        <w:t xml:space="preserve">{pa_2_a_o} </w:t>
+      </w:r>
+      <w:r>
+        <w:rPr>
+          <w:rFonts w:ascii="Times New Roman" w:cs="Times New Roman" w:eastAsia="Times New Roman" w:hAnsi="Times New Roman"/>
+          <w:b/>
+          <w:bCs/>
+          <w:sz w:val="26"/>
+          <w:szCs w:val="26"/>
+        </w:rPr>
+        <w:t xml:space="preserve">Phương án A:</w:t>
+      </w:r>
+      <w:r>
+        <w:rPr>
+          <w:rFonts w:ascii="Times New Roman" w:cs="Times New Roman" w:eastAsia="Times New Roman" w:hAnsi="Times New Roman"/>
+          <w:sz w:val="26"/>
+          <w:szCs w:val="26"/>
+        </w:rPr>
+        <w:t xml:space="preserve"> </w:t>
+      </w:r>
+      <w:r>
+        <w:rPr>
+          <w:rFonts w:ascii="Times New Roman" w:cs="Times New Roman" w:eastAsia="Times New Roman" w:hAnsi="Times New Roman"/>
+          <w:b/>
+          <w:bCs/>
+          <w:sz w:val="26"/>
+          <w:szCs w:val="26"/>
+        </w:rPr>
+        <w:t xml:space="preserve">Bên B cung cấp toàn bộ vật liệu</w:t>
+      </w:r>
+      <w:r>
+        <w:rPr>
+          <w:rFonts w:ascii="Times New Roman" w:cs="Times New Roman" w:eastAsia="Times New Roman" w:hAnsi="Times New Roman"/>
+          <w:sz w:val="26"/>
+          <w:szCs w:val="26"/>
+        </w:rPr>
+        <w:t xml:space="preserve"> (thép tấm, thép hình, ống, que hàn, sơn, bu lông) đúng chủng loại ghi trong bản vẽ; có CO/CQ của nhà sản xuất cung cấp cho Bên A khi giao hàng.</w:t>
+      </w:r>
+    </w:p>
+    <w:p>
+      <w:pPr>
+        <w:pBdr>
+          <w:left w:val="single" w:color="4F81BD" w:sz="18" w:space="6"/>
+        </w:pBdr>
+        <w:shd w:fill="EAF1FB" w:color="auto" w:val="clear"/>
+        <w:spacing w:after="40" w:before="20" w:line="288"/>
+        <w:ind w:left="360"/>
+        <w:jc w:val="both"/>
+      </w:pPr>
+      <w:r>
+        <w:t xml:space="preserve">{/pa_2_a}</w:t>
+      </w:r>
+    </w:p>
+    <w:p>
+      <w:pPr>
+        <w:pBdr>
+          <w:left w:val="single" w:color="4F81BD" w:sz="18" w:space="6"/>
+        </w:pBdr>
+        <w:shd w:fill="EAF1FB" w:color="auto" w:val="clear"/>
+        <w:spacing w:after="40" w:before="20" w:line="288"/>
+        <w:ind w:left="360"/>
+        <w:jc w:val="both"/>
+      </w:pPr>
+      <w:r>
+        <w:t xml:space="preserve">{#pa_2_b}</w:t>
+      </w:r>
+    </w:p>
+    <w:p>
+      <w:pPr>
+        <w:pBdr>
+          <w:left w:val="single" w:color="4F81BD" w:sz="18" w:space="6"/>
+        </w:pBdr>
+        <w:shd w:fill="EAF1FB" w:color="auto" w:val="clear"/>
+        <w:spacing w:after="40" w:before="20" w:line="288"/>
+        <w:ind w:left="360"/>
+        <w:jc w:val="both"/>
+      </w:pPr>
+      <w:r>
+        <w:rPr>
+          <w:rFonts w:ascii="Times New Roman" w:cs="Times New Roman" w:eastAsia="Times New Roman" w:hAnsi="Times New Roman"/>
+          <w:sz w:val="26"/>
+          <w:szCs w:val="26"/>
+        </w:rPr>
+        <w:t xml:space="preserve">{pa_2_b_o} </w:t>
+      </w:r>
+      <w:r>
+        <w:rPr>
+          <w:rFonts w:ascii="Times New Roman" w:cs="Times New Roman" w:eastAsia="Times New Roman" w:hAnsi="Times New Roman"/>
+          <w:b/>
+          <w:bCs/>
+          <w:sz w:val="26"/>
+          <w:szCs w:val="26"/>
+        </w:rPr>
         <w:t xml:space="preserve">Phương án B:</w:t>
       </w:r>
       <w:r>
@@ -2362,7 +2124,413 @@
           <w:sz w:val="26"/>
           <w:szCs w:val="26"/>
         </w:rPr>
-        <w:t xml:space="preserve"> Giá theo đơn giá/kg; khối lượng thanh toán theo [trọng lượng lý thuyết theo bản vẽ/trọng lượng cân thực tế], chênh lệch không quá ± …… %.</w:t>
+        <w:t xml:space="preserve"> </w:t>
+      </w:r>
+      <w:r>
+        <w:rPr>
+          <w:rFonts w:ascii="Times New Roman" w:cs="Times New Roman" w:eastAsia="Times New Roman" w:hAnsi="Times New Roman"/>
+          <w:b/>
+          <w:bCs/>
+          <w:sz w:val="26"/>
+          <w:szCs w:val="26"/>
+        </w:rPr>
+        <w:t xml:space="preserve">Bên A cung cấp vật liệu chính</w:t>
+      </w:r>
+      <w:r>
+        <w:rPr>
+          <w:rFonts w:ascii="Times New Roman" w:cs="Times New Roman" w:eastAsia="Times New Roman" w:hAnsi="Times New Roman"/>
+          <w:sz w:val="26"/>
+          <w:szCs w:val="26"/>
+        </w:rPr>
+        <w:t xml:space="preserve"> theo danh mục tại Phụ lục 02, giao tại xưởng Bên B trước ngày {o_16} Bên B cung cấp vật liệu phụ. Định mức hao hụt cho phép: {o_17} %. Vật liệu thừa, phế liệu {c_1}. Hai bên đối chiếu quyết toán vật tư khi hoàn thành.</w:t>
+      </w:r>
+    </w:p>
+    <w:p>
+      <w:pPr>
+        <w:pBdr>
+          <w:left w:val="single" w:color="4F81BD" w:sz="18" w:space="6"/>
+        </w:pBdr>
+        <w:shd w:fill="EAF1FB" w:color="auto" w:val="clear"/>
+        <w:spacing w:after="40" w:before="20" w:line="288"/>
+        <w:ind w:left="360"/>
+        <w:jc w:val="both"/>
+      </w:pPr>
+      <w:r>
+        <w:t xml:space="preserve">{/pa_2_b}</w:t>
+      </w:r>
+    </w:p>
+    <w:p>
+      <w:pPr>
+        <w:spacing w:after="80" w:before="40" w:line="288"/>
+        <w:jc w:val="both"/>
+      </w:pPr>
+      <w:r>
+        <w:rPr>
+          <w:rFonts w:ascii="Times New Roman" w:cs="Times New Roman" w:eastAsia="Times New Roman" w:hAnsi="Times New Roman"/>
+          <w:sz w:val="26"/>
+          <w:szCs w:val="26"/>
+        </w:rPr>
+        <w:t xml:space="preserve">2.2. Vật liệu do Bên A cung cấp không đúng chủng loại, chất lượng thì Bên B có quyền từ chối gia công và thông báo cho Bên A; thời gian chờ thay thế không tính vào tiến độ.</w:t>
+      </w:r>
+    </w:p>
+    <w:p>
+      <w:pPr>
+        <w:pStyle w:val="Heading2"/>
+        <w:keepNext/>
+        <w:spacing w:after="80" w:before="200" w:line="288"/>
+        <w:jc w:val="both"/>
+      </w:pPr>
+      <w:r>
+        <w:rPr>
+          <w:rFonts w:ascii="Times New Roman" w:cs="Times New Roman" w:eastAsia="Times New Roman" w:hAnsi="Times New Roman"/>
+          <w:b/>
+          <w:bCs/>
+          <w:sz w:val="26"/>
+          <w:szCs w:val="26"/>
+        </w:rPr>
+        <w:t xml:space="preserve">Điều 3. Mẫu đầu tiên và kiểm tra tại xưởng</w:t>
+      </w:r>
+    </w:p>
+    <w:p>
+      <w:pPr>
+        <w:spacing w:after="80" w:before="40" w:line="288"/>
+        <w:jc w:val="both"/>
+      </w:pPr>
+      <w:r>
+        <w:rPr>
+          <w:rFonts w:ascii="Times New Roman" w:cs="Times New Roman" w:eastAsia="Times New Roman" w:hAnsi="Times New Roman"/>
+          <w:sz w:val="26"/>
+          <w:szCs w:val="26"/>
+        </w:rPr>
+        <w:t xml:space="preserve">3.1. Đối với sản phẩm sản xuất hàng loạt, Bên B sản xuất mẫu đầu tiên (first article) để Bên A kiểm tra, ký duyệt trong vòng {o_18} ngày. Quá thời hạn không có ý kiến, mẫu được coi là đã được duyệt.</w:t>
+      </w:r>
+    </w:p>
+    <w:p>
+      <w:pPr>
+        <w:spacing w:after="80" w:before="40" w:line="288"/>
+        <w:jc w:val="both"/>
+      </w:pPr>
+      <w:r>
+        <w:rPr>
+          <w:rFonts w:ascii="Times New Roman" w:cs="Times New Roman" w:eastAsia="Times New Roman" w:hAnsi="Times New Roman"/>
+          <w:sz w:val="26"/>
+          <w:szCs w:val="26"/>
+        </w:rPr>
+        <w:t xml:space="preserve">3.2. Bên A có quyền cử người kiểm tra quá trình gia công và kiểm tra nghiệm thu tại xưởng (FAT) trước khi xuất hàng: kích thước, mối hàn (kiểm tra ngoại quan, siêu âm/thẩm thấu {o_19} % mối hàn nếu có yêu cầu), lớp sơn/mạ. Chi phí thí nghiệm theo yêu cầu riêng của Bên A do Bên A chịu, trừ khi kết quả không đạt.</w:t>
+      </w:r>
+    </w:p>
+    <w:p>
+      <w:pPr>
+        <w:spacing w:after="80" w:before="40" w:line="288"/>
+        <w:jc w:val="both"/>
+      </w:pPr>
+      <w:r>
+        <w:rPr>
+          <w:rFonts w:ascii="Times New Roman" w:cs="Times New Roman" w:eastAsia="Times New Roman" w:hAnsi="Times New Roman"/>
+          <w:sz w:val="26"/>
+          <w:szCs w:val="26"/>
+        </w:rPr>
+        <w:t xml:space="preserve">3.3. Biên bản kiểm tra tại xưởng là căn cứ xuất hàng. Sản phẩm không đạt phải được Bên B sửa chữa, làm lại bằng chi phí của mình.</w:t>
+      </w:r>
+    </w:p>
+    <w:p>
+      <w:pPr>
+        <w:pStyle w:val="Heading2"/>
+        <w:keepNext/>
+        <w:spacing w:after="80" w:before="200" w:line="288"/>
+        <w:jc w:val="both"/>
+      </w:pPr>
+      <w:r>
+        <w:rPr>
+          <w:rFonts w:ascii="Times New Roman" w:cs="Times New Roman" w:eastAsia="Times New Roman" w:hAnsi="Times New Roman"/>
+          <w:b/>
+          <w:bCs/>
+          <w:sz w:val="26"/>
+          <w:szCs w:val="26"/>
+        </w:rPr>
+        <w:t xml:space="preserve">Điều 4. Tiến độ và giao hàng</w:t>
+      </w:r>
+    </w:p>
+    <w:p>
+      <w:pPr>
+        <w:spacing w:after="80" w:before="40" w:line="288"/>
+        <w:jc w:val="both"/>
+      </w:pPr>
+      <w:r>
+        <w:rPr>
+          <w:rFonts w:ascii="Times New Roman" w:cs="Times New Roman" w:eastAsia="Times New Roman" w:hAnsi="Times New Roman"/>
+          <w:sz w:val="26"/>
+          <w:szCs w:val="26"/>
+        </w:rPr>
+        <w:t xml:space="preserve">4.1. Thời gian gia công: {o_20} ngày kể từ ngày muộn nhất trong các ngày: (i) Bên B nhận tiền đặt cọc; (ii) bản vẽ gia công được duyệt; (iii) Bên B nhận đủ vật liệu do Bên A cung cấp (nếu có).</w:t>
+      </w:r>
+    </w:p>
+    <w:p>
+      <w:pPr>
+        <w:spacing w:after="80" w:before="40" w:line="288"/>
+        <w:jc w:val="both"/>
+      </w:pPr>
+      <w:r>
+        <w:rPr>
+          <w:rFonts w:ascii="Times New Roman" w:cs="Times New Roman" w:eastAsia="Times New Roman" w:hAnsi="Times New Roman"/>
+          <w:sz w:val="26"/>
+          <w:szCs w:val="26"/>
+        </w:rPr>
+        <w:t xml:space="preserve">4.2. Giao hàng tại: {c_2} {o_21} Kế hoạch giao hàng theo đợt: {o_22}</w:t>
+      </w:r>
+    </w:p>
+    <w:p>
+      <w:pPr>
+        <w:spacing w:after="80" w:before="40" w:line="288"/>
+        <w:jc w:val="both"/>
+      </w:pPr>
+      <w:r>
+        <w:rPr>
+          <w:rFonts w:ascii="Times New Roman" w:cs="Times New Roman" w:eastAsia="Times New Roman" w:hAnsi="Times New Roman"/>
+          <w:sz w:val="26"/>
+          <w:szCs w:val="26"/>
+        </w:rPr>
+        <w:t xml:space="preserve">4.3. Đóng gói, đánh dấu: mỗi cấu kiện được đánh mã theo bản vẽ; kèm danh sách đóng gói (packing list).</w:t>
+      </w:r>
+    </w:p>
+    <w:p>
+      <w:pPr>
+        <w:pStyle w:val="Heading2"/>
+        <w:keepNext/>
+        <w:spacing w:after="80" w:before="200" w:line="288"/>
+        <w:jc w:val="both"/>
+      </w:pPr>
+      <w:r>
+        <w:rPr>
+          <w:rFonts w:ascii="Times New Roman" w:cs="Times New Roman" w:eastAsia="Times New Roman" w:hAnsi="Times New Roman"/>
+          <w:b/>
+          <w:bCs/>
+          <w:sz w:val="26"/>
+          <w:szCs w:val="26"/>
+        </w:rPr>
+        <w:t xml:space="preserve">Điều 5. Thay đổi thiết kế và đơn hàng</w:t>
+      </w:r>
+    </w:p>
+    <w:p>
+      <w:pPr>
+        <w:spacing w:after="80" w:before="40" w:line="288"/>
+        <w:jc w:val="both"/>
+      </w:pPr>
+      <w:r>
+        <w:rPr>
+          <w:rFonts w:ascii="Times New Roman" w:cs="Times New Roman" w:eastAsia="Times New Roman" w:hAnsi="Times New Roman"/>
+          <w:sz w:val="26"/>
+          <w:szCs w:val="26"/>
+        </w:rPr>
+        <w:t xml:space="preserve">5.1. Bên A thay đổi bản vẽ, số lượng sau khi bản vẽ đã được duyệt phải thông báo bằng văn bản. Bên B báo lại ảnh hưởng về chi phí và tiến độ trong vòng {o_23} ngày.</w:t>
+      </w:r>
+    </w:p>
+    <w:p>
+      <w:pPr>
+        <w:spacing w:after="80" w:before="40" w:line="288"/>
+        <w:jc w:val="both"/>
+      </w:pPr>
+      <w:r>
+        <w:rPr>
+          <w:rFonts w:ascii="Times New Roman" w:cs="Times New Roman" w:eastAsia="Times New Roman" w:hAnsi="Times New Roman"/>
+          <w:sz w:val="26"/>
+          <w:szCs w:val="26"/>
+        </w:rPr>
+        <w:t xml:space="preserve">5.2. Thay đổi sau khi Bên B đã mua vật liệu riêng cho đơn hàng hoặc đã cắt phôi: Bên A thanh toán chi phí vật liệu, nhân công, phế liệu phát sinh thực tế theo xác nhận của hai bên, cộng phí quản lý {o_24} %; tiến độ được gia hạn tương ứng.</w:t>
+      </w:r>
+    </w:p>
+    <w:p>
+      <w:pPr>
+        <w:spacing w:after="80" w:before="40" w:line="288"/>
+        <w:jc w:val="both"/>
+      </w:pPr>
+      <w:r>
+        <w:rPr>
+          <w:rFonts w:ascii="Times New Roman" w:cs="Times New Roman" w:eastAsia="Times New Roman" w:hAnsi="Times New Roman"/>
+          <w:sz w:val="26"/>
+          <w:szCs w:val="26"/>
+        </w:rPr>
+        <w:t xml:space="preserve">5.3. Sản phẩm sản xuất theo bản vẽ riêng của Bên A là hàng đặt riêng; Bên A không được trả lại hoặc hủy đơn sau khi Bên B bắt đầu sản xuất, trừ trường hợp sản phẩm không đạt chất lượng do lỗi của Bên B. Bên A hủy đơn thì mất tiền đặt cọc và thanh toán phần chi phí vượt quá tiền đặt cọc (nếu có).</w:t>
+      </w:r>
+    </w:p>
+    <w:p>
+      <w:pPr>
+        <w:pStyle w:val="Heading2"/>
+        <w:keepNext/>
+        <w:spacing w:after="80" w:before="200" w:line="288"/>
+        <w:jc w:val="both"/>
+      </w:pPr>
+      <w:r>
+        <w:rPr>
+          <w:rFonts w:ascii="Times New Roman" w:cs="Times New Roman" w:eastAsia="Times New Roman" w:hAnsi="Times New Roman"/>
+          <w:b/>
+          <w:bCs/>
+          <w:sz w:val="26"/>
+          <w:szCs w:val="26"/>
+        </w:rPr>
+        <w:t xml:space="preserve">Điều 6. Giá và thanh toán</w:t>
+      </w:r>
+    </w:p>
+    <w:p>
+      <w:pPr>
+        <w:spacing w:after="80" w:before="40" w:line="288"/>
+        <w:jc w:val="both"/>
+      </w:pPr>
+      <w:r>
+        <w:rPr>
+          <w:rFonts w:ascii="Times New Roman" w:cs="Times New Roman" w:eastAsia="Times New Roman" w:hAnsi="Times New Roman"/>
+          <w:sz w:val="26"/>
+          <w:szCs w:val="26"/>
+        </w:rPr>
+        <w:t xml:space="preserve">6.1. Giá trị hợp đồng: </w:t>
+      </w:r>
+      <w:r>
+        <w:rPr>
+          <w:rFonts w:ascii="Times New Roman" w:cs="Times New Roman" w:eastAsia="Times New Roman" w:hAnsi="Times New Roman"/>
+          <w:b/>
+          <w:bCs/>
+          <w:sz w:val="26"/>
+          <w:szCs w:val="26"/>
+        </w:rPr>
+        <w:t xml:space="preserve">{gia_tri}</w:t>
+      </w:r>
+      <w:r>
+        <w:rPr>
+          <w:rFonts w:ascii="Times New Roman" w:cs="Times New Roman" w:eastAsia="Times New Roman" w:hAnsi="Times New Roman"/>
+          <w:sz w:val="26"/>
+          <w:szCs w:val="26"/>
+        </w:rPr>
+        <w:t xml:space="preserve"> (Bằng chữ: {gia_tri_bang_chu}) {c_3} thuế GTGT.</w:t>
+      </w:r>
+    </w:p>
+    <w:p>
+      <w:pPr>
+        <w:pBdr>
+          <w:left w:val="single" w:color="4F81BD" w:sz="18" w:space="6"/>
+        </w:pBdr>
+        <w:shd w:fill="EAF1FB" w:color="auto" w:val="clear"/>
+        <w:spacing w:after="40" w:before="20" w:line="288"/>
+        <w:ind w:left="360"/>
+        <w:jc w:val="both"/>
+      </w:pPr>
+      <w:r>
+        <w:t xml:space="preserve">{#pa_3_a}</w:t>
+      </w:r>
+    </w:p>
+    <w:p>
+      <w:pPr>
+        <w:pBdr>
+          <w:left w:val="single" w:color="4F81BD" w:sz="18" w:space="6"/>
+        </w:pBdr>
+        <w:shd w:fill="EAF1FB" w:color="auto" w:val="clear"/>
+        <w:spacing w:after="40" w:before="20" w:line="288"/>
+        <w:ind w:left="360"/>
+        <w:jc w:val="both"/>
+      </w:pPr>
+      <w:r>
+        <w:rPr>
+          <w:rFonts w:ascii="Times New Roman" w:cs="Times New Roman" w:eastAsia="Times New Roman" w:hAnsi="Times New Roman"/>
+          <w:sz w:val="26"/>
+          <w:szCs w:val="26"/>
+        </w:rPr>
+        <w:t xml:space="preserve">{pa_3_a_o} </w:t>
+      </w:r>
+      <w:r>
+        <w:rPr>
+          <w:rFonts w:ascii="Times New Roman" w:cs="Times New Roman" w:eastAsia="Times New Roman" w:hAnsi="Times New Roman"/>
+          <w:b/>
+          <w:bCs/>
+          <w:sz w:val="26"/>
+          <w:szCs w:val="26"/>
+        </w:rPr>
+        <w:t xml:space="preserve">Phương án A:</w:t>
+      </w:r>
+      <w:r>
+        <w:rPr>
+          <w:rFonts w:ascii="Times New Roman" w:cs="Times New Roman" w:eastAsia="Times New Roman" w:hAnsi="Times New Roman"/>
+          <w:sz w:val="26"/>
+          <w:szCs w:val="26"/>
+        </w:rPr>
+        <w:t xml:space="preserve"> Giá trọn gói theo khối lượng tại Điều 1.</w:t>
+      </w:r>
+    </w:p>
+    <w:p>
+      <w:pPr>
+        <w:pBdr>
+          <w:left w:val="single" w:color="4F81BD" w:sz="18" w:space="6"/>
+        </w:pBdr>
+        <w:shd w:fill="EAF1FB" w:color="auto" w:val="clear"/>
+        <w:spacing w:after="40" w:before="20" w:line="288"/>
+        <w:ind w:left="360"/>
+        <w:jc w:val="both"/>
+      </w:pPr>
+      <w:r>
+        <w:t xml:space="preserve">{/pa_3_a}</w:t>
+      </w:r>
+    </w:p>
+    <w:p>
+      <w:pPr>
+        <w:pBdr>
+          <w:left w:val="single" w:color="4F81BD" w:sz="18" w:space="6"/>
+        </w:pBdr>
+        <w:shd w:fill="EAF1FB" w:color="auto" w:val="clear"/>
+        <w:spacing w:after="40" w:before="20" w:line="288"/>
+        <w:ind w:left="360"/>
+        <w:jc w:val="both"/>
+      </w:pPr>
+      <w:r>
+        <w:t xml:space="preserve">{#pa_3_b}</w:t>
+      </w:r>
+    </w:p>
+    <w:p>
+      <w:pPr>
+        <w:pBdr>
+          <w:left w:val="single" w:color="4F81BD" w:sz="18" w:space="6"/>
+        </w:pBdr>
+        <w:shd w:fill="EAF1FB" w:color="auto" w:val="clear"/>
+        <w:spacing w:after="40" w:before="20" w:line="288"/>
+        <w:ind w:left="360"/>
+        <w:jc w:val="both"/>
+      </w:pPr>
+      <w:r>
+        <w:rPr>
+          <w:rFonts w:ascii="Times New Roman" w:cs="Times New Roman" w:eastAsia="Times New Roman" w:hAnsi="Times New Roman"/>
+          <w:sz w:val="26"/>
+          <w:szCs w:val="26"/>
+        </w:rPr>
+        <w:t xml:space="preserve">{pa_3_b_o} </w:t>
+      </w:r>
+      <w:r>
+        <w:rPr>
+          <w:rFonts w:ascii="Times New Roman" w:cs="Times New Roman" w:eastAsia="Times New Roman" w:hAnsi="Times New Roman"/>
+          <w:b/>
+          <w:bCs/>
+          <w:sz w:val="26"/>
+          <w:szCs w:val="26"/>
+        </w:rPr>
+        <w:t xml:space="preserve">Phương án B:</w:t>
+      </w:r>
+      <w:r>
+        <w:rPr>
+          <w:rFonts w:ascii="Times New Roman" w:cs="Times New Roman" w:eastAsia="Times New Roman" w:hAnsi="Times New Roman"/>
+          <w:sz w:val="26"/>
+          <w:szCs w:val="26"/>
+        </w:rPr>
+        <w:t xml:space="preserve"> Giá theo đơn giá/kg; khối lượng thanh toán theo {c_4}, chênh lệch không quá ± {o_25} %.</w:t>
+      </w:r>
+    </w:p>
+    <w:p>
+      <w:pPr>
+        <w:pBdr>
+          <w:left w:val="single" w:color="4F81BD" w:sz="18" w:space="6"/>
+        </w:pBdr>
+        <w:shd w:fill="EAF1FB" w:color="auto" w:val="clear"/>
+        <w:spacing w:after="40" w:before="20" w:line="288"/>
+        <w:ind w:left="360"/>
+        <w:jc w:val="both"/>
+      </w:pPr>
+      <w:r>
+        <w:t xml:space="preserve">{/pa_3_b}</w:t>
       </w:r>
     </w:p>
     <w:p>
@@ -2633,7 +2801,7 @@
           <w:sz w:val="26"/>
           <w:szCs w:val="26"/>
         </w:rPr>
-        <w:t xml:space="preserve">6.3. Bên B có quyền giữ lại sản phẩm (quyền cầm giữ – Điều 346 Bộ luật Dân sự) cho đến khi Bên A thanh toán đến hạn. Quá …… ngày kể từ ngày thông báo hàng sẵn sàng mà Bên A không nhận, Bên A chịu phí lưu kho …… đồng/tấn/ngày.</w:t>
+        <w:t xml:space="preserve">6.3. Bên B có quyền giữ lại sản phẩm (quyền cầm giữ – Điều 346 Bộ luật Dân sự) cho đến khi Bên A thanh toán đến hạn. Quá {o_26} ngày kể từ ngày thông báo hàng sẵn sàng mà Bên A không nhận, Bên A chịu phí lưu kho {o_27} đồng/tấn/ngày.</w:t>
       </w:r>
     </w:p>
     <w:p>
@@ -2665,7 +2833,7 @@
           <w:sz w:val="26"/>
           <w:szCs w:val="26"/>
         </w:rPr>
-        <w:t xml:space="preserve">7.1. Thời gian bảo hành: …… tháng (mặc định: 12 tháng) kể từ ngày giao hàng đối với lỗi gia công (mối hàn, kích thước) và lớp sơn/mạ.</w:t>
+        <w:t xml:space="preserve">7.1. Thời gian bảo hành: {o_28} tháng (mặc định: 12 tháng) kể từ ngày giao hàng đối với lỗi gia công (mối hàn, kích thước) và lớp sơn/mạ.</w:t>
       </w:r>
     </w:p>
     <w:p>
@@ -2743,7 +2911,7 @@
           <w:sz w:val="26"/>
           <w:szCs w:val="26"/>
         </w:rPr>
-        <w:t xml:space="preserve">9.1. Bên B giao hàng chậm do lỗi của mình: phạt …… % giá trị phần hàng chậm cho mỗi ngày chậm (mặc định 0,05%/ngày).</w:t>
+        <w:t xml:space="preserve">9.1. Bên B giao hàng chậm do lỗi của mình: phạt {o_29} % giá trị phần hàng chậm cho mỗi ngày chậm (mặc định 0,05%/ngày).</w:t>
       </w:r>
     </w:p>
     <w:p>
@@ -2757,7 +2925,7 @@
           <w:sz w:val="26"/>
           <w:szCs w:val="26"/>
         </w:rPr>
-        <w:t xml:space="preserve">9.2. Bên A chậm thanh toán: lãi chậm trả …… %/tháng trên số tiền chậm trả.</w:t>
+        <w:t xml:space="preserve">9.2. Bên A chậm thanh toán: lãi chậm trả {o_30} %/tháng trên số tiền chậm trả.</w:t>
       </w:r>
     </w:p>
     <w:p>
@@ -2845,7 +3013,7 @@
           <w:sz w:val="26"/>
           <w:szCs w:val="26"/>
         </w:rPr>
-        <w:t xml:space="preserve">10.4. Nếu sự kiện bất khả kháng kéo dài quá …… (mặc định: 60) ngày liên tục, mỗi bên có quyền chấm dứt hợp đồng bằng văn bản; các bên thanh toán cho nhau phần công việc, hàng hóa đã thực hiện và được nghiệm thu đến thời điểm chấm dứt.</w:t>
+        <w:t xml:space="preserve">10.4. Nếu sự kiện bất khả kháng kéo dài quá {o_31}  ngày liên tục, mỗi bên có quyền chấm dứt hợp đồng bằng văn bản; các bên thanh toán cho nhau phần công việc, hàng hóa đã thực hiện và được nghiệm thu đến thời điểm chấm dứt.</w:t>
       </w:r>
     </w:p>
     <w:p>
@@ -2859,7 +3027,7 @@
           <w:sz w:val="26"/>
           <w:szCs w:val="26"/>
         </w:rPr>
-        <w:t xml:space="preserve">10.5. Khi hoàn cảnh thay đổi cơ bản theo Điều 420 Bộ luật Dân sự (ví dụ: giá vật liệu chính biến động bất thường vượt quá …… % so với thời điểm ký), bên bị ảnh hưởng có quyền đề nghị đàm phán lại phần giá và tiến độ liên quan trong thời hạn hợp lý.</w:t>
+        <w:t xml:space="preserve">10.5. Khi hoàn cảnh thay đổi cơ bản theo Điều 420 Bộ luật Dân sự (ví dụ: giá vật liệu chính biến động bất thường vượt quá {o_32} % so với thời điểm ký), bên bị ảnh hưởng có quyền đề nghị đàm phán lại phần giá và tiến độ liên quan trong thời hạn hợp lý.</w:t>
       </w:r>
     </w:p>
     <w:p>
@@ -2919,30 +3087,7 @@
         <w:jc w:val="both"/>
       </w:pPr>
       <w:r>
-        <w:rPr>
-          <w:rFonts w:ascii="Times New Roman" w:cs="Times New Roman" w:eastAsia="Times New Roman" w:hAnsi="Times New Roman"/>
-          <w:sz w:val="26"/>
-          <w:szCs w:val="26"/>
-        </w:rPr>
-        <w:t xml:space="preserve">☐ </w:t>
-      </w:r>
-      <w:r>
-        <w:rPr>
-          <w:rFonts w:ascii="Times New Roman" w:cs="Times New Roman" w:eastAsia="Times New Roman" w:hAnsi="Times New Roman"/>
-          <w:b/>
-          <w:bCs/>
-          <w:sz w:val="26"/>
-          <w:szCs w:val="26"/>
-        </w:rPr>
-        <w:t xml:space="preserve">Phương án A:</w:t>
-      </w:r>
-      <w:r>
-        <w:rPr>
-          <w:rFonts w:ascii="Times New Roman" w:cs="Times New Roman" w:eastAsia="Times New Roman" w:hAnsi="Times New Roman"/>
-          <w:sz w:val="26"/>
-          <w:szCs w:val="26"/>
-        </w:rPr>
-        <w:t xml:space="preserve"> Tòa án nhân dân có thẩm quyền theo quy định của pháp luật tố tụng dân sự giải quyết theo quy định của pháp luật Việt Nam.</w:t>
+        <w:t xml:space="preserve">{#pa_4_a}</w:t>
       </w:r>
     </w:p>
     <w:p>
@@ -2961,7 +3106,7 @@
           <w:sz w:val="26"/>
           <w:szCs w:val="26"/>
         </w:rPr>
-        <w:t xml:space="preserve">☐ </w:t>
+        <w:t xml:space="preserve">{pa_4_a_o} </w:t>
       </w:r>
       <w:r>
         <w:rPr>
@@ -2971,6 +3116,71 @@
           <w:sz w:val="26"/>
           <w:szCs w:val="26"/>
         </w:rPr>
+        <w:t xml:space="preserve">Phương án A:</w:t>
+      </w:r>
+      <w:r>
+        <w:rPr>
+          <w:rFonts w:ascii="Times New Roman" w:cs="Times New Roman" w:eastAsia="Times New Roman" w:hAnsi="Times New Roman"/>
+          <w:sz w:val="26"/>
+          <w:szCs w:val="26"/>
+        </w:rPr>
+        <w:t xml:space="preserve"> Tòa án nhân dân có thẩm quyền theo quy định của pháp luật tố tụng dân sự giải quyết theo quy định của pháp luật Việt Nam.</w:t>
+      </w:r>
+    </w:p>
+    <w:p>
+      <w:pPr>
+        <w:pBdr>
+          <w:left w:val="single" w:color="4F81BD" w:sz="18" w:space="6"/>
+        </w:pBdr>
+        <w:shd w:fill="EAF1FB" w:color="auto" w:val="clear"/>
+        <w:spacing w:after="40" w:before="20" w:line="288"/>
+        <w:ind w:left="360"/>
+        <w:jc w:val="both"/>
+      </w:pPr>
+      <w:r>
+        <w:t xml:space="preserve">{/pa_4_a}</w:t>
+      </w:r>
+    </w:p>
+    <w:p>
+      <w:pPr>
+        <w:pBdr>
+          <w:left w:val="single" w:color="4F81BD" w:sz="18" w:space="6"/>
+        </w:pBdr>
+        <w:shd w:fill="EAF1FB" w:color="auto" w:val="clear"/>
+        <w:spacing w:after="40" w:before="20" w:line="288"/>
+        <w:ind w:left="360"/>
+        <w:jc w:val="both"/>
+      </w:pPr>
+      <w:r>
+        <w:t xml:space="preserve">{#pa_4_b}</w:t>
+      </w:r>
+    </w:p>
+    <w:p>
+      <w:pPr>
+        <w:pBdr>
+          <w:left w:val="single" w:color="4F81BD" w:sz="18" w:space="6"/>
+        </w:pBdr>
+        <w:shd w:fill="EAF1FB" w:color="auto" w:val="clear"/>
+        <w:spacing w:after="40" w:before="20" w:line="288"/>
+        <w:ind w:left="360"/>
+        <w:jc w:val="both"/>
+      </w:pPr>
+      <w:r>
+        <w:rPr>
+          <w:rFonts w:ascii="Times New Roman" w:cs="Times New Roman" w:eastAsia="Times New Roman" w:hAnsi="Times New Roman"/>
+          <w:sz w:val="26"/>
+          <w:szCs w:val="26"/>
+        </w:rPr>
+        <w:t xml:space="preserve">{pa_4_b_o} </w:t>
+      </w:r>
+      <w:r>
+        <w:rPr>
+          <w:rFonts w:ascii="Times New Roman" w:cs="Times New Roman" w:eastAsia="Times New Roman" w:hAnsi="Times New Roman"/>
+          <w:b/>
+          <w:bCs/>
+          <w:sz w:val="26"/>
+          <w:szCs w:val="26"/>
+        </w:rPr>
         <w:t xml:space="preserve">Phương án B:</w:t>
       </w:r>
       <w:r>
@@ -2980,6 +3190,20 @@
           <w:szCs w:val="26"/>
         </w:rPr>
         <w:t xml:space="preserve"> Trung tâm Trọng tài Quốc tế Việt Nam (VIAC) giải quyết theo Quy tắc tố tụng trọng tài của Trung tâm này; phán quyết trọng tài là chung thẩm. Số trọng tài viên: 01; địa điểm: Hà Nội; ngôn ngữ: tiếng Việt.</w:t>
+      </w:r>
+    </w:p>
+    <w:p>
+      <w:pPr>
+        <w:pBdr>
+          <w:left w:val="single" w:color="4F81BD" w:sz="18" w:space="6"/>
+        </w:pBdr>
+        <w:shd w:fill="EAF1FB" w:color="auto" w:val="clear"/>
+        <w:spacing w:after="40" w:before="20" w:line="288"/>
+        <w:ind w:left="360"/>
+        <w:jc w:val="both"/>
+      </w:pPr>
+      <w:r>
+        <w:t xml:space="preserve">{/pa_4_b}</w:t>
       </w:r>
     </w:p>
     <w:p>
@@ -3039,7 +3263,7 @@
           <w:sz w:val="26"/>
           <w:szCs w:val="26"/>
         </w:rPr>
-        <w:t xml:space="preserve">12.2. Nghĩa vụ bảo mật có hiệu lực trong thời gian thực hiện hợp đồng và …… (mặc định: 02) năm sau khi hợp đồng chấm dứt.</w:t>
+        <w:t xml:space="preserve">12.2. Nghĩa vụ bảo mật có hiệu lực trong thời gian thực hiện hợp đồng và {o_33}  năm sau khi hợp đồng chấm dứt.</w:t>
       </w:r>
     </w:p>
     <w:p>
@@ -3071,7 +3295,7 @@
           <w:sz w:val="26"/>
           <w:szCs w:val="26"/>
         </w:rPr>
-        <w:t xml:space="preserve">13.1. Hợp đồng có hiệu lực kể từ [ngày ký / ngày bên có quyền nhận được bảo đảm thực hiện hợp đồng/tiền tạm ứng – chọn một].</w:t>
+        <w:t xml:space="preserve">13.1. Hợp đồng có hiệu lực kể từ {c_5}.</w:t>
       </w:r>
     </w:p>
     <w:p>

--- a/db/seed-assets/contract-templates/NVS/NVS-HD-03_Hop_dong_gia_cong_san_xuat_theo_don.docx
+++ b/db/seed-assets/contract-templates/NVS/NVS-HD-03_Hop_dong_gia_cong_san_xuat_theo_don.docx
@@ -143,7 +143,7 @@
                 <w:sz w:val="24"/>
                 <w:szCs w:val="24"/>
               </w:rPr>
-              <w:t xml:space="preserve">{o_1}, ngày {ngay_ky_ngay} tháng {ngay_ky_thang} năm {ngay_ky_nam}</w:t>
+              <w:t xml:space="preserve">{noi_ky}, ngày {ngay_ky_ngay} tháng {ngay_ky_thang} năm {ngay_ky_nam}</w:t>
             </w:r>
           </w:p>
         </w:tc>
@@ -299,7 +299,7 @@
           <w:sz w:val="26"/>
           <w:szCs w:val="26"/>
         </w:rPr>
-        <w:t xml:space="preserve">Hôm nay, ngày {ngay_ky_ngay} tháng {ngay_ky_thang} năm {ngay_ky_nam}, tại {o_2}, chúng tôi gồm:</w:t>
+        <w:t xml:space="preserve">Hôm nay, ngày {ngay_ky_ngay} tháng {ngay_ky_thang} năm {ngay_ky_nam}, tại {noi_ky}, chúng tôi gồm:</w:t>
       </w:r>
     </w:p>
     <w:p>
@@ -393,7 +393,7 @@
           <w:sz w:val="26"/>
           <w:szCs w:val="26"/>
         </w:rPr>
-        <w:t xml:space="preserve">(Theo Giấy ủy quyền số {o_3} ngày {o_4} – nếu người ký không phải đại diện theo pháp luật)</w:t>
+        <w:t xml:space="preserve">(Theo Giấy ủy quyền số {o_1} ngày {o_2} – nếu người ký không phải đại diện theo pháp luật)</w:t>
       </w:r>
     </w:p>
     <w:p>
@@ -517,7 +517,7 @@
           <w:sz w:val="26"/>
           <w:szCs w:val="26"/>
         </w:rPr>
-        <w:t xml:space="preserve">(Hoặc người được ủy quyền: {o_5} – Chức vụ: {o_6} – theo Giấy ủy quyền số {o_7} ngày {o_8})</w:t>
+        <w:t xml:space="preserve">(Hoặc người được ủy quyền: {o_3} – Chức vụ: {o_4} – theo Giấy ủy quyền số {o_5} ngày {o_6})</w:t>
       </w:r>
     </w:p>
     <w:p>
@@ -1930,7 +1930,7 @@
           <w:sz w:val="26"/>
           <w:szCs w:val="26"/>
         </w:rPr>
-        <w:t xml:space="preserve"> Bên B lập bản vẽ gia công (shop drawing) trên cơ sở bản vẽ thiết kế của Bên A; Bên A duyệt bằng văn bản trong vòng {o_9} ngày. Bên B chỉ bắt đầu cắt phôi sau khi bản vẽ được duyệt.</w:t>
+        <w:t xml:space="preserve"> Bên B lập bản vẽ gia công (shop drawing) trên cơ sở bản vẽ thiết kế của Bên A; Bên A duyệt bằng văn bản trong vòng {o_7} ngày. Bên B chỉ bắt đầu cắt phôi sau khi bản vẽ được duyệt.</w:t>
       </w:r>
     </w:p>
     <w:p>
@@ -1958,7 +1958,7 @@
           <w:sz w:val="26"/>
           <w:szCs w:val="26"/>
         </w:rPr>
-        <w:t xml:space="preserve">1.3. Tiêu chuẩn áp dụng: {o_10} (ví dụ TCVN 5575 kết cấu thép; tiêu chuẩn hàn {o_11}; lớp sơn/mạ: {o_12}). Dung sai kích thước: ± {o_13} mm đối với chiều dài; ± {o_14} mm đối với vị trí lỗ bu lông; độ dày lớp sơn tối thiểu {o_15} µm.</w:t>
+        <w:t xml:space="preserve">1.3. Tiêu chuẩn áp dụng: {o_8} (ví dụ TCVN 5575 kết cấu thép; tiêu chuẩn hàn {o_9}; lớp sơn/mạ: {o_10}). Dung sai kích thước: ± {o_11} mm đối với chiều dài; ± {o_12} mm đối với vị trí lỗ bu lông; độ dày lớp sơn tối thiểu {o_13} µm.</w:t>
       </w:r>
     </w:p>
     <w:p>
@@ -2142,7 +2142,7 @@
           <w:sz w:val="26"/>
           <w:szCs w:val="26"/>
         </w:rPr>
-        <w:t xml:space="preserve"> theo danh mục tại Phụ lục 02, giao tại xưởng Bên B trước ngày {o_16} Bên B cung cấp vật liệu phụ. Định mức hao hụt cho phép: {o_17} %. Vật liệu thừa, phế liệu {c_1}. Hai bên đối chiếu quyết toán vật tư khi hoàn thành.</w:t>
+        <w:t xml:space="preserve"> theo danh mục tại Phụ lục 02, giao tại xưởng Bên B trước ngày {o_14} Bên B cung cấp vật liệu phụ. Định mức hao hụt cho phép: {o_15} %. Vật liệu thừa, phế liệu {c_1}. Hai bên đối chiếu quyết toán vật tư khi hoàn thành.</w:t>
       </w:r>
     </w:p>
     <w:p>
@@ -2202,7 +2202,7 @@
           <w:sz w:val="26"/>
           <w:szCs w:val="26"/>
         </w:rPr>
-        <w:t xml:space="preserve">3.1. Đối với sản phẩm sản xuất hàng loạt, Bên B sản xuất mẫu đầu tiên (first article) để Bên A kiểm tra, ký duyệt trong vòng {o_18} ngày. Quá thời hạn không có ý kiến, mẫu được coi là đã được duyệt.</w:t>
+        <w:t xml:space="preserve">3.1. Đối với sản phẩm sản xuất hàng loạt, Bên B sản xuất mẫu đầu tiên (first article) để Bên A kiểm tra, ký duyệt trong vòng {o_16} ngày. Quá thời hạn không có ý kiến, mẫu được coi là đã được duyệt.</w:t>
       </w:r>
     </w:p>
     <w:p>
@@ -2216,7 +2216,7 @@
           <w:sz w:val="26"/>
           <w:szCs w:val="26"/>
         </w:rPr>
-        <w:t xml:space="preserve">3.2. Bên A có quyền cử người kiểm tra quá trình gia công và kiểm tra nghiệm thu tại xưởng (FAT) trước khi xuất hàng: kích thước, mối hàn (kiểm tra ngoại quan, siêu âm/thẩm thấu {o_19} % mối hàn nếu có yêu cầu), lớp sơn/mạ. Chi phí thí nghiệm theo yêu cầu riêng của Bên A do Bên A chịu, trừ khi kết quả không đạt.</w:t>
+        <w:t xml:space="preserve">3.2. Bên A có quyền cử người kiểm tra quá trình gia công và kiểm tra nghiệm thu tại xưởng (FAT) trước khi xuất hàng: kích thước, mối hàn (kiểm tra ngoại quan, siêu âm/thẩm thấu {o_17} % mối hàn nếu có yêu cầu), lớp sơn/mạ. Chi phí thí nghiệm theo yêu cầu riêng của Bên A do Bên A chịu, trừ khi kết quả không đạt.</w:t>
       </w:r>
     </w:p>
     <w:p>
@@ -2262,7 +2262,7 @@
           <w:sz w:val="26"/>
           <w:szCs w:val="26"/>
         </w:rPr>
-        <w:t xml:space="preserve">4.1. Thời gian gia công: {o_20} ngày kể từ ngày muộn nhất trong các ngày: (i) Bên B nhận tiền đặt cọc; (ii) bản vẽ gia công được duyệt; (iii) Bên B nhận đủ vật liệu do Bên A cung cấp (nếu có).</w:t>
+        <w:t xml:space="preserve">4.1. Thời gian gia công: {o_18} ngày kể từ ngày muộn nhất trong các ngày: (i) Bên B nhận tiền đặt cọc; (ii) bản vẽ gia công được duyệt; (iii) Bên B nhận đủ vật liệu do Bên A cung cấp (nếu có).</w:t>
       </w:r>
     </w:p>
     <w:p>
@@ -2276,7 +2276,7 @@
           <w:sz w:val="26"/>
           <w:szCs w:val="26"/>
         </w:rPr>
-        <w:t xml:space="preserve">4.2. Giao hàng tại: {c_2} {o_21} Kế hoạch giao hàng theo đợt: {o_22}</w:t>
+        <w:t xml:space="preserve">4.2. Giao hàng tại: {c_2} {o_19} Kế hoạch giao hàng theo đợt: {o_20}</w:t>
       </w:r>
     </w:p>
     <w:p>
@@ -2322,7 +2322,7 @@
           <w:sz w:val="26"/>
           <w:szCs w:val="26"/>
         </w:rPr>
-        <w:t xml:space="preserve">5.1. Bên A thay đổi bản vẽ, số lượng sau khi bản vẽ đã được duyệt phải thông báo bằng văn bản. Bên B báo lại ảnh hưởng về chi phí và tiến độ trong vòng {o_23} ngày.</w:t>
+        <w:t xml:space="preserve">5.1. Bên A thay đổi bản vẽ, số lượng sau khi bản vẽ đã được duyệt phải thông báo bằng văn bản. Bên B báo lại ảnh hưởng về chi phí và tiến độ trong vòng {o_21} ngày.</w:t>
       </w:r>
     </w:p>
     <w:p>
@@ -2336,7 +2336,7 @@
           <w:sz w:val="26"/>
           <w:szCs w:val="26"/>
         </w:rPr>
-        <w:t xml:space="preserve">5.2. Thay đổi sau khi Bên B đã mua vật liệu riêng cho đơn hàng hoặc đã cắt phôi: Bên A thanh toán chi phí vật liệu, nhân công, phế liệu phát sinh thực tế theo xác nhận của hai bên, cộng phí quản lý {o_24} %; tiến độ được gia hạn tương ứng.</w:t>
+        <w:t xml:space="preserve">5.2. Thay đổi sau khi Bên B đã mua vật liệu riêng cho đơn hàng hoặc đã cắt phôi: Bên A thanh toán chi phí vật liệu, nhân công, phế liệu phát sinh thực tế theo xác nhận của hai bên, cộng phí quản lý {o_22} %; tiến độ được gia hạn tương ứng.</w:t>
       </w:r>
     </w:p>
     <w:p>
@@ -2516,7 +2516,7 @@
           <w:sz w:val="26"/>
           <w:szCs w:val="26"/>
         </w:rPr>
-        <w:t xml:space="preserve"> Giá theo đơn giá/kg; khối lượng thanh toán theo {c_4}, chênh lệch không quá ± {o_25} %.</w:t>
+        <w:t xml:space="preserve"> Giá theo đơn giá/kg; khối lượng thanh toán theo {c_4}, chênh lệch không quá ± {o_23} %.</w:t>
       </w:r>
     </w:p>
     <w:p>
@@ -2801,7 +2801,7 @@
           <w:sz w:val="26"/>
           <w:szCs w:val="26"/>
         </w:rPr>
-        <w:t xml:space="preserve">6.3. Bên B có quyền giữ lại sản phẩm (quyền cầm giữ – Điều 346 Bộ luật Dân sự) cho đến khi Bên A thanh toán đến hạn. Quá {o_26} ngày kể từ ngày thông báo hàng sẵn sàng mà Bên A không nhận, Bên A chịu phí lưu kho {o_27} đồng/tấn/ngày.</w:t>
+        <w:t xml:space="preserve">6.3. Bên B có quyền giữ lại sản phẩm (quyền cầm giữ – Điều 346 Bộ luật Dân sự) cho đến khi Bên A thanh toán đến hạn. Quá {o_24} ngày kể từ ngày thông báo hàng sẵn sàng mà Bên A không nhận, Bên A chịu phí lưu kho {o_25} đồng/tấn/ngày.</w:t>
       </w:r>
     </w:p>
     <w:p>
@@ -2833,7 +2833,7 @@
           <w:sz w:val="26"/>
           <w:szCs w:val="26"/>
         </w:rPr>
-        <w:t xml:space="preserve">7.1. Thời gian bảo hành: {o_28} tháng (mặc định: 12 tháng) kể từ ngày giao hàng đối với lỗi gia công (mối hàn, kích thước) và lớp sơn/mạ.</w:t>
+        <w:t xml:space="preserve">7.1. Thời gian bảo hành: {o_26} tháng (mặc định: 12 tháng) kể từ ngày giao hàng đối với lỗi gia công (mối hàn, kích thước) và lớp sơn/mạ.</w:t>
       </w:r>
     </w:p>
     <w:p>
@@ -2911,7 +2911,7 @@
           <w:sz w:val="26"/>
           <w:szCs w:val="26"/>
         </w:rPr>
-        <w:t xml:space="preserve">9.1. Bên B giao hàng chậm do lỗi của mình: phạt {o_29} % giá trị phần hàng chậm cho mỗi ngày chậm (mặc định 0,05%/ngày).</w:t>
+        <w:t xml:space="preserve">9.1. Bên B giao hàng chậm do lỗi của mình: phạt {o_27} % giá trị phần hàng chậm cho mỗi ngày chậm (mặc định 0,05%/ngày).</w:t>
       </w:r>
     </w:p>
     <w:p>
@@ -2925,7 +2925,7 @@
           <w:sz w:val="26"/>
           <w:szCs w:val="26"/>
         </w:rPr>
-        <w:t xml:space="preserve">9.2. Bên A chậm thanh toán: lãi chậm trả {o_30} %/tháng trên số tiền chậm trả.</w:t>
+        <w:t xml:space="preserve">9.2. Bên A chậm thanh toán: lãi chậm trả {o_28} %/tháng trên số tiền chậm trả.</w:t>
       </w:r>
     </w:p>
     <w:p>
@@ -3013,7 +3013,7 @@
           <w:sz w:val="26"/>
           <w:szCs w:val="26"/>
         </w:rPr>
-        <w:t xml:space="preserve">10.4. Nếu sự kiện bất khả kháng kéo dài quá {o_31}  ngày liên tục, mỗi bên có quyền chấm dứt hợp đồng bằng văn bản; các bên thanh toán cho nhau phần công việc, hàng hóa đã thực hiện và được nghiệm thu đến thời điểm chấm dứt.</w:t>
+        <w:t xml:space="preserve">10.4. Nếu sự kiện bất khả kháng kéo dài quá {o_29}  ngày liên tục, mỗi bên có quyền chấm dứt hợp đồng bằng văn bản; các bên thanh toán cho nhau phần công việc, hàng hóa đã thực hiện và được nghiệm thu đến thời điểm chấm dứt.</w:t>
       </w:r>
     </w:p>
     <w:p>
@@ -3027,7 +3027,7 @@
           <w:sz w:val="26"/>
           <w:szCs w:val="26"/>
         </w:rPr>
-        <w:t xml:space="preserve">10.5. Khi hoàn cảnh thay đổi cơ bản theo Điều 420 Bộ luật Dân sự (ví dụ: giá vật liệu chính biến động bất thường vượt quá {o_32} % so với thời điểm ký), bên bị ảnh hưởng có quyền đề nghị đàm phán lại phần giá và tiến độ liên quan trong thời hạn hợp lý.</w:t>
+        <w:t xml:space="preserve">10.5. Khi hoàn cảnh thay đổi cơ bản theo Điều 420 Bộ luật Dân sự (ví dụ: giá vật liệu chính biến động bất thường vượt quá {o_30} % so với thời điểm ký), bên bị ảnh hưởng có quyền đề nghị đàm phán lại phần giá và tiến độ liên quan trong thời hạn hợp lý.</w:t>
       </w:r>
     </w:p>
     <w:p>
@@ -3263,7 +3263,7 @@
           <w:sz w:val="26"/>
           <w:szCs w:val="26"/>
         </w:rPr>
-        <w:t xml:space="preserve">12.2. Nghĩa vụ bảo mật có hiệu lực trong thời gian thực hiện hợp đồng và {o_33}  năm sau khi hợp đồng chấm dứt.</w:t>
+        <w:t xml:space="preserve">12.2. Nghĩa vụ bảo mật có hiệu lực trong thời gian thực hiện hợp đồng và {o_31}  năm sau khi hợp đồng chấm dứt.</w:t>
       </w:r>
     </w:p>
     <w:p>
